--- a/Assignment.docx
+++ b/Assignment.docx
@@ -65,15 +65,7 @@
     <w:p/>
     <w:p>
       <w:r>
-        <w:t>Audit Table -</w:t>
-      </w:r>
-      <w:proofErr w:type="spellStart"/>
-      <w:r>
-        <w:t>Pipeline.audit_log</w:t>
-      </w:r>
-      <w:proofErr w:type="spellEnd"/>
-      <w:r>
-        <w:t xml:space="preserve"> table load for all the stages</w:t>
+        <w:t>Audit Table -Pipeline.audit_log table load for all the stages</w:t>
       </w:r>
     </w:p>
     <w:p/>
@@ -298,37 +290,8 @@
         </w:tabs>
       </w:pPr>
       <w:r>
-        <w:t xml:space="preserve">An observation is </w:t>
+        <w:t>An observation is assosiated with Patient on patient_id, Encounter on encounter_id</w:t>
       </w:r>
-      <w:proofErr w:type="spellStart"/>
-      <w:r>
-        <w:t>assosiated</w:t>
-      </w:r>
-      <w:proofErr w:type="spellEnd"/>
-      <w:r>
-        <w:t xml:space="preserve"> with </w:t>
-      </w:r>
-      <w:proofErr w:type="gramStart"/>
-      <w:r>
-        <w:t>Patient</w:t>
-      </w:r>
-      <w:proofErr w:type="gramEnd"/>
-      <w:r>
-        <w:t xml:space="preserve"> on </w:t>
-      </w:r>
-      <w:proofErr w:type="spellStart"/>
-      <w:r>
-        <w:t>patient_id</w:t>
-      </w:r>
-      <w:proofErr w:type="spellEnd"/>
-      <w:r>
-        <w:t xml:space="preserve">, Encounter on </w:t>
-      </w:r>
-      <w:proofErr w:type="spellStart"/>
-      <w:r>
-        <w:t>encounter_id</w:t>
-      </w:r>
-      <w:proofErr w:type="spellEnd"/>
     </w:p>
     <w:p>
       <w:pPr>
@@ -337,29 +300,8 @@
         </w:tabs>
       </w:pPr>
       <w:r>
-        <w:t xml:space="preserve">An encounter is </w:t>
+        <w:t>An encounter is assosiated with Patient on patient_id</w:t>
       </w:r>
-      <w:proofErr w:type="spellStart"/>
-      <w:r>
-        <w:t>assosiated</w:t>
-      </w:r>
-      <w:proofErr w:type="spellEnd"/>
-      <w:r>
-        <w:t xml:space="preserve"> with </w:t>
-      </w:r>
-      <w:proofErr w:type="gramStart"/>
-      <w:r>
-        <w:t>Patient</w:t>
-      </w:r>
-      <w:proofErr w:type="gramEnd"/>
-      <w:r>
-        <w:t xml:space="preserve"> on </w:t>
-      </w:r>
-      <w:proofErr w:type="spellStart"/>
-      <w:r>
-        <w:t>patient_id</w:t>
-      </w:r>
-      <w:proofErr w:type="spellEnd"/>
     </w:p>
     <w:p>
       <w:pPr>
@@ -368,37 +310,35 @@
         </w:tabs>
       </w:pPr>
       <w:r>
-        <w:t xml:space="preserve">A condition table is </w:t>
+        <w:t>A condition table is assosiated with Patient on patient_id, Encounter on   encounter_id</w:t>
       </w:r>
-      <w:proofErr w:type="spellStart"/>
+    </w:p>
+    <w:p>
+      <w:pPr>
+        <w:tabs>
+          <w:tab w:val="left" w:pos="1890"/>
+        </w:tabs>
+      </w:pPr>
+    </w:p>
+    <w:p>
+      <w:pPr>
+        <w:tabs>
+          <w:tab w:val="left" w:pos="1890"/>
+        </w:tabs>
+      </w:pPr>
       <w:r>
-        <w:t>assosiated</w:t>
+        <w:t xml:space="preserve">Enhancements: </w:t>
       </w:r>
-      <w:proofErr w:type="spellEnd"/>
+    </w:p>
+    <w:p>
+      <w:pPr>
+        <w:tabs>
+          <w:tab w:val="left" w:pos="1890"/>
+        </w:tabs>
+      </w:pPr>
       <w:r>
-        <w:t xml:space="preserve"> with </w:t>
+        <w:t>1.Error Logging to Audit table has to added</w:t>
       </w:r>
-      <w:proofErr w:type="gramStart"/>
-      <w:r>
-        <w:t>Patient</w:t>
-      </w:r>
-      <w:proofErr w:type="gramEnd"/>
-      <w:r>
-        <w:t xml:space="preserve"> on </w:t>
-      </w:r>
-      <w:proofErr w:type="spellStart"/>
-      <w:r>
-        <w:t>patient_id</w:t>
-      </w:r>
-      <w:proofErr w:type="spellEnd"/>
-      <w:r>
-        <w:t xml:space="preserve">, Encounter on   </w:t>
-      </w:r>
-      <w:proofErr w:type="spellStart"/>
-      <w:r>
-        <w:t>encounter_id</w:t>
-      </w:r>
-      <w:proofErr w:type="spellEnd"/>
     </w:p>
     <w:p>
       <w:pPr>
@@ -424,6 +364,7 @@
         </w:tabs>
       </w:pPr>
       <w:r>
+        <w:lastRenderedPageBreak/>
         <w:drawing>
           <wp:inline distT="0" distB="0" distL="0" distR="0" wp14:anchorId="0A424946" wp14:editId="62C276F2">
             <wp:extent cx="5943600" cy="3142615"/>
